--- a/episodes/The_Dark_Rise_Episode_15.docx
+++ b/episodes/The_Dark_Rise_Episode_15.docx
@@ -216,7 +216,7 @@
           <w:sz w:val="24"/>
           <w:szCs w:val="24"/>
         </w:rPr>
-        <w:t xml:space="preserve">Beneath the ak-pu roots, the entity held the small, controlled portion of itself that spoke through the midwife with the same steady attention it gave every working it had ever spun out across this village, watching the reaction it produced the way a fisherman watches the first give of a line.</w:t>
+        <w:t xml:space="preserve">Beneath the iroko roots, the entity held the small, controlled portion of itself that spoke through the midwife with the same steady attention it gave every working it had ever spun out across this village, watching the reaction it produced the way a fisherman watches the first give of a line.</w:t>
       </w:r>
     </w:p>
     <w:p>

--- a/episodes/The_Dark_Rise_Episode_15.docx
+++ b/episodes/The_Dark_Rise_Episode_15.docx
@@ -112,20 +112,7 @@
     </w:p>
     <w:p>
       <w:pPr>
-        <w:spacing w:after="0" w:line="360"/>
-      </w:pPr>
-      <w:r>
-        <w:rPr>
-          <w:rFonts w:ascii="Georgia" w:hAnsi="Georgia" w:cs="Georgia"/>
-          <w:sz w:val="24"/>
-          <w:szCs w:val="24"/>
-        </w:rPr>
-        <w:t xml:space="preserve"/>
-      </w:r>
-    </w:p>
-    <w:p>
-      <w:pPr>
-        <w:spacing w:after="60" w:line="360"/>
+        <w:spacing w:after="60" w:line="360" w:before="480"/>
         <w:ind w:firstLine="360"/>
       </w:pPr>
       <w:r>
@@ -153,20 +140,7 @@
     </w:p>
     <w:p>
       <w:pPr>
-        <w:spacing w:after="0" w:line="360"/>
-      </w:pPr>
-      <w:r>
-        <w:rPr>
-          <w:rFonts w:ascii="Georgia" w:hAnsi="Georgia" w:cs="Georgia"/>
-          <w:sz w:val="24"/>
-          <w:szCs w:val="24"/>
-        </w:rPr>
-        <w:t xml:space="preserve"/>
-      </w:r>
-    </w:p>
-    <w:p>
-      <w:pPr>
-        <w:spacing w:after="60" w:line="360"/>
+        <w:spacing w:after="60" w:line="360" w:before="480"/>
         <w:ind w:firstLine="360"/>
       </w:pPr>
       <w:r>
@@ -194,20 +168,7 @@
     </w:p>
     <w:p>
       <w:pPr>
-        <w:spacing w:after="0" w:line="360"/>
-      </w:pPr>
-      <w:r>
-        <w:rPr>
-          <w:rFonts w:ascii="Georgia" w:hAnsi="Georgia" w:cs="Georgia"/>
-          <w:sz w:val="24"/>
-          <w:szCs w:val="24"/>
-        </w:rPr>
-        <w:t xml:space="preserve"/>
-      </w:r>
-    </w:p>
-    <w:p>
-      <w:pPr>
-        <w:spacing w:after="60" w:line="360"/>
+        <w:spacing w:after="60" w:line="360" w:before="480"/>
         <w:ind w:firstLine="360"/>
       </w:pPr>
       <w:r>
@@ -263,20 +224,7 @@
     </w:p>
     <w:p>
       <w:pPr>
-        <w:spacing w:after="0" w:line="360"/>
-      </w:pPr>
-      <w:r>
-        <w:rPr>
-          <w:rFonts w:ascii="Georgia" w:hAnsi="Georgia" w:cs="Georgia"/>
-          <w:sz w:val="24"/>
-          <w:szCs w:val="24"/>
-        </w:rPr>
-        <w:t xml:space="preserve"/>
-      </w:r>
-    </w:p>
-    <w:p>
-      <w:pPr>
-        <w:spacing w:after="60" w:line="360"/>
+        <w:spacing w:after="60" w:line="360" w:before="480"/>
         <w:ind w:firstLine="360"/>
       </w:pPr>
       <w:r>
@@ -304,15 +252,16 @@
     </w:p>
     <w:p>
       <w:pPr>
-        <w:spacing w:after="0" w:line="360"/>
-      </w:pPr>
-      <w:r>
-        <w:rPr>
-          <w:rFonts w:ascii="Georgia" w:hAnsi="Georgia" w:cs="Georgia"/>
-          <w:sz w:val="24"/>
-          <w:szCs w:val="24"/>
-        </w:rPr>
-        <w:t xml:space="preserve"/>
+        <w:spacing w:after="60" w:line="360" w:before="480"/>
+        <w:ind w:firstLine="360"/>
+      </w:pPr>
+      <w:r>
+        <w:rPr>
+          <w:rFonts w:ascii="Georgia" w:hAnsi="Georgia" w:cs="Georgia"/>
+          <w:sz w:val="24"/>
+          <w:szCs w:val="24"/>
+        </w:rPr>
+        <w:t xml:space="preserve">In Oso, the ledger voice took stock of what the day had bought.</w:t>
       </w:r>
     </w:p>
     <w:p>
@@ -328,25 +277,12 @@
           <w:bCs/>
           <w:caps/>
         </w:rPr>
-        <w:t xml:space="preserve">VOCAL POSSESSION: FULL, MULTI WITNESS. STRATEGIC DISCLOSURE: PARTIAL. THIRD THREAD LEVERAGE HELD IN RESERVE. VESSEL: EARLY VOCALIZATION, REPEATING SINGLE SYLLABLE.</w:t>
-      </w:r>
-    </w:p>
-    <w:p>
-      <w:pPr>
-        <w:spacing w:after="0" w:line="360"/>
-      </w:pPr>
-      <w:r>
-        <w:rPr>
-          <w:rFonts w:ascii="Georgia" w:hAnsi="Georgia" w:cs="Georgia"/>
-          <w:sz w:val="24"/>
-          <w:szCs w:val="24"/>
-        </w:rPr>
-        <w:t xml:space="preserve"/>
-      </w:r>
-    </w:p>
-    <w:p>
-      <w:pPr>
-        <w:spacing w:after="60" w:line="360"/>
+        <w:t xml:space="preserve">Vocal possession: full, multi witness. Strategic disclosure: partial. Third thread leverage held in reserve. Vessel: early vocalization, repeating single syllable.</w:t>
+      </w:r>
+    </w:p>
+    <w:p>
+      <w:pPr>
+        <w:spacing w:after="60" w:line="360" w:before="480"/>
         <w:ind w:firstLine="360"/>
       </w:pPr>
       <w:r>
@@ -388,20 +324,7 @@
     </w:p>
     <w:p>
       <w:pPr>
-        <w:spacing w:after="0" w:line="360"/>
-      </w:pPr>
-      <w:r>
-        <w:rPr>
-          <w:rFonts w:ascii="Georgia" w:hAnsi="Georgia" w:cs="Georgia"/>
-          <w:sz w:val="24"/>
-          <w:szCs w:val="24"/>
-        </w:rPr>
-        <w:t xml:space="preserve"/>
-      </w:r>
-    </w:p>
-    <w:p>
-      <w:pPr>
-        <w:spacing w:after="60" w:line="360"/>
+        <w:spacing w:after="60" w:line="360" w:before="480"/>
         <w:ind w:firstLine="360"/>
       </w:pPr>
       <w:r>
@@ -457,20 +380,7 @@
     </w:p>
     <w:p>
       <w:pPr>
-        <w:spacing w:after="0" w:line="360"/>
-      </w:pPr>
-      <w:r>
-        <w:rPr>
-          <w:rFonts w:ascii="Georgia" w:hAnsi="Georgia" w:cs="Georgia"/>
-          <w:sz w:val="24"/>
-          <w:szCs w:val="24"/>
-        </w:rPr>
-        <w:t xml:space="preserve"/>
-      </w:r>
-    </w:p>
-    <w:p>
-      <w:pPr>
-        <w:spacing w:after="60" w:line="360"/>
+        <w:spacing w:after="60" w:line="360" w:before="480"/>
         <w:ind w:firstLine="360"/>
       </w:pPr>
       <w:r>
@@ -564,19 +474,6 @@
           <w:szCs w:val="24"/>
         </w:rPr>
         <w:t xml:space="preserve">Zara, still leaning against the compound wall and only half recovered, looked at the two of them and understood, better than either of them yet did, that the voice had not only delivered a message that night. It had tested exactly how much truth this household could survive at once, and left before anyone could tell whether it had found the breaking point or only come close to it.</w:t>
-      </w:r>
-    </w:p>
-    <w:p>
-      <w:pPr>
-        <w:spacing w:after="0" w:line="360"/>
-      </w:pPr>
-      <w:r>
-        <w:rPr>
-          <w:rFonts w:ascii="Georgia" w:hAnsi="Georgia" w:cs="Georgia"/>
-          <w:sz w:val="24"/>
-          <w:szCs w:val="24"/>
-        </w:rPr>
-        <w:t xml:space="preserve"/>
       </w:r>
     </w:p>
     <w:sectPr>
